--- a/0_template_ongoing/0-在测试模板-已部署验证环境/tPAN116_CustomEdition_HNZL_v1.0.0.docx
+++ b/0_template_ongoing/0-在测试模板-已部署验证环境/tPAN116_CustomEdition_HNZL_v1.0.0.docx
@@ -777,7 +777,43 @@
                 <w:sz w:val="18"/>
                 <w:szCs w:val="18"/>
               </w:rPr>
-              <w:t>{%if sample.hosp_depart%}{{ sample.hosp_depart}}{%else%}{%endif%}</w:t>
+              <w:t>{%if sample.</w:t>
+            </w:r>
+            <w:r>
+              <w:rPr>
+                <w:rFonts w:ascii="Times New Roman" w:eastAsia="微软雅黑" w:hAnsi="Times New Roman" w:cs="Times New Roman" w:hint="eastAsia"/>
+                <w:color w:val="000000" w:themeColor="text1"/>
+                <w:sz w:val="18"/>
+                <w:szCs w:val="18"/>
+              </w:rPr>
+              <w:t>submission</w:t>
+            </w:r>
+            <w:r>
+              <w:rPr>
+                <w:rFonts w:ascii="Times New Roman" w:eastAsia="微软雅黑" w:hAnsi="Times New Roman" w:cs="Times New Roman"/>
+                <w:color w:val="000000" w:themeColor="text1"/>
+                <w:sz w:val="18"/>
+                <w:szCs w:val="18"/>
+              </w:rPr>
+              <w:t>_depart%}{{sample.</w:t>
+            </w:r>
+            <w:r>
+              <w:rPr>
+                <w:rFonts w:ascii="Times New Roman" w:eastAsia="微软雅黑" w:hAnsi="Times New Roman" w:cs="Times New Roman" w:hint="eastAsia"/>
+                <w:color w:val="000000" w:themeColor="text1"/>
+                <w:sz w:val="18"/>
+                <w:szCs w:val="18"/>
+              </w:rPr>
+              <w:t>submission</w:t>
+            </w:r>
+            <w:r>
+              <w:rPr>
+                <w:rFonts w:ascii="Times New Roman" w:eastAsia="微软雅黑" w:hAnsi="Times New Roman" w:cs="Times New Roman"/>
+                <w:color w:val="000000" w:themeColor="text1"/>
+                <w:sz w:val="18"/>
+                <w:szCs w:val="18"/>
+              </w:rPr>
+              <w:t>_depart}}{%else%}{%endif%}</w:t>
             </w:r>
           </w:p>
         </w:tc>
@@ -1555,37 +1591,7 @@
                 <w:sz w:val="18"/>
                 <w:szCs w:val="18"/>
               </w:rPr>
-              <w:t>{% if sample.order_type%}{%if sample.receive_data and sample.blood_date_received %}{{sample.receive_data}}</w:t>
-            </w:r>
-            <w:r>
-              <w:rPr>
-                <w:rFonts w:ascii="Times New Roman" w:eastAsia="微软雅黑" w:hAnsi="Times New Roman" w:cs="Times New Roman" w:hint="eastAsia"/>
-                <w:bCs/>
-                <w:color w:val="000000" w:themeColor="text1"/>
-                <w:sz w:val="18"/>
-                <w:szCs w:val="18"/>
-              </w:rPr>
-              <w:t>、</w:t>
-            </w:r>
-            <w:r>
-              <w:rPr>
-                <w:rFonts w:ascii="Times New Roman" w:eastAsia="微软雅黑" w:hAnsi="Times New Roman" w:cs="Times New Roman" w:hint="eastAsia"/>
-                <w:bCs/>
-                <w:color w:val="000000" w:themeColor="text1"/>
-                <w:sz w:val="18"/>
-                <w:szCs w:val="18"/>
-              </w:rPr>
-              <w:t>{{sample.blood_date_received}}{%elif sample.receive_data and not sample.blood_date_received %}{{sample.receive_data}}{%elif not sample.receive_data a</w:t>
-            </w:r>
-            <w:r>
-              <w:rPr>
-                <w:rFonts w:ascii="Times New Roman" w:eastAsia="微软雅黑" w:hAnsi="Times New Roman" w:cs="Times New Roman"/>
-                <w:bCs/>
-                <w:color w:val="000000" w:themeColor="text1"/>
-                <w:sz w:val="18"/>
-                <w:szCs w:val="18"/>
-              </w:rPr>
-              <w:t>nd sample.blood_date_received %}{{sample.blood_date_received}}{%endif%}{% else%}{{sample.receive_data}}{% endif%}</w:t>
+              <w:t>{%if sample.tissue_date_received%}{{sample.tissue_date_received}}{%else%}{%endif%}</w:t>
             </w:r>
           </w:p>
         </w:tc>
@@ -13180,7 +13186,7 @@
       <w:pPr>
         <w:spacing w:afterLines="20" w:after="62" w:line="200" w:lineRule="exact"/>
         <w:rPr>
-          <w:rFonts w:ascii="思源黑体 CN Normal" w:eastAsia="思源黑体 CN Normal" w:hAnsi="思源黑体 CN Normal"/>
+          <w:rFonts w:ascii="思源黑体 CN Normal" w:eastAsia="思源黑体 CN Normal" w:hAnsi="思源黑体 CN Normal" w:hint="eastAsia"/>
           <w:color w:val="404040" w:themeColor="text1" w:themeTint="BF"/>
           <w:sz w:val="15"/>
           <w:szCs w:val="15"/>
@@ -13213,7 +13219,6 @@
           <w:position w:val="-5"/>
           <w:sz w:val="18"/>
           <w:szCs w:val="18"/>
-          <w:lang w:val="zh-CN"/>
         </w:rPr>
         <w:t xml:space="preserve">and </w:t>
       </w:r>
@@ -13225,7 +13230,6 @@
           <w:position w:val="-5"/>
           <w:sz w:val="18"/>
           <w:szCs w:val="18"/>
-          <w:lang w:val="zh-CN"/>
         </w:rPr>
         <w:t>“</w:t>
       </w:r>
@@ -13249,7 +13253,6 @@
           <w:position w:val="-5"/>
           <w:sz w:val="18"/>
           <w:szCs w:val="18"/>
-          <w:lang w:val="zh-CN"/>
         </w:rPr>
         <w:t>”</w:t>
       </w:r>
@@ -13261,7 +13264,6 @@
           <w:position w:val="-5"/>
           <w:sz w:val="18"/>
           <w:szCs w:val="18"/>
-          <w:lang w:val="zh-CN"/>
         </w:rPr>
         <w:t xml:space="preserve"> not in sample.tumor_names_cn</w:t>
       </w:r>
@@ -13281,7 +13283,7 @@
         <w:spacing w:before="0" w:after="0" w:line="240" w:lineRule="auto"/>
         <w:jc w:val="left"/>
         <w:rPr>
-          <w:rFonts w:ascii="Times New Roman" w:eastAsia="微软雅黑" w:hAnsi="Times New Roman" w:cs="Times New Roman" w:hint="eastAsia"/>
+          <w:rFonts w:ascii="Times New Roman" w:eastAsia="微软雅黑" w:hAnsi="Times New Roman" w:cs="Times New Roman"/>
           <w:color w:val="1F497D" w:themeColor="text2"/>
           <w:sz w:val="21"/>
           <w:szCs w:val="21"/>
@@ -15080,61 +15082,21 @@
             <w:pPr>
               <w:jc w:val="center"/>
               <w:rPr>
+                <w:rFonts w:ascii="Times New Roman" w:eastAsia="微软雅黑" w:hAnsi="Times New Roman" w:cs="Times New Roman"/>
+                <w:color w:val="000000"/>
+                <w:kern w:val="0"/>
+                <w:sz w:val="18"/>
+                <w:szCs w:val="18"/>
+              </w:rPr>
+            </w:pPr>
+            <w:r>
+              <w:rPr>
                 <w:rFonts w:ascii="Times New Roman" w:eastAsia="微软雅黑" w:hAnsi="Times New Roman" w:cs="思源黑体 CN Normal"/>
                 <w:color w:val="000000"/>
                 <w:sz w:val="18"/>
                 <w:szCs w:val="18"/>
               </w:rPr>
-            </w:pPr>
-            <w:r>
-              <w:rPr>
-                <w:rFonts w:ascii="Times New Roman" w:eastAsia="微软雅黑" w:hAnsi="Times New Roman" w:cs="思源黑体 CN Normal"/>
-                <w:color w:val="000000"/>
-                <w:sz w:val="18"/>
-                <w:szCs w:val="18"/>
-              </w:rPr>
-              <w:t>{%p for b in a.inter%}</w:t>
-            </w:r>
-          </w:p>
-          <w:p>
-            <w:pPr>
-              <w:jc w:val="center"/>
-              <w:rPr>
-                <w:rFonts w:ascii="Times New Roman" w:eastAsia="微软雅黑" w:hAnsi="Times New Roman" w:cs="思源黑体 CN Normal"/>
-                <w:color w:val="000000"/>
-                <w:sz w:val="18"/>
-                <w:szCs w:val="18"/>
-              </w:rPr>
-            </w:pPr>
-            <w:r>
-              <w:rPr>
-                <w:rFonts w:ascii="Times New Roman" w:eastAsia="微软雅黑" w:hAnsi="Times New Roman" w:cs="思源黑体 CN Normal"/>
-                <w:color w:val="000000"/>
-                <w:sz w:val="18"/>
-                <w:szCs w:val="18"/>
-              </w:rPr>
-              <w:t>{{b}}</w:t>
-            </w:r>
-          </w:p>
-          <w:p>
-            <w:pPr>
-              <w:jc w:val="left"/>
-              <w:rPr>
-                <w:rFonts w:ascii="Times New Roman" w:eastAsia="微软雅黑" w:hAnsi="Times New Roman" w:cs="Times New Roman"/>
-                <w:color w:val="000000"/>
-                <w:kern w:val="0"/>
-                <w:sz w:val="18"/>
-                <w:szCs w:val="18"/>
-              </w:rPr>
-            </w:pPr>
-            <w:r>
-              <w:rPr>
-                <w:rFonts w:ascii="Times New Roman" w:eastAsia="微软雅黑" w:hAnsi="Times New Roman" w:cs="思源黑体 CN Normal"/>
-                <w:color w:val="000000"/>
-                <w:sz w:val="18"/>
-                <w:szCs w:val="18"/>
-              </w:rPr>
-              <w:t>{%p endfor%}</w:t>
+              <w:t>{{a.clin_anno_cn}}</w:t>
             </w:r>
           </w:p>
         </w:tc>
@@ -15681,34 +15643,7 @@
           <w:sz w:val="21"/>
           <w:szCs w:val="21"/>
         </w:rPr>
-        <w:t>7</w:t>
-      </w:r>
-      <w:r>
-        <w:rPr>
-          <w:rFonts w:ascii="Times New Roman" w:eastAsia="微软雅黑" w:hAnsi="Times New Roman" w:cs="Times New Roman" w:hint="eastAsia"/>
-          <w:color w:val="1F497D" w:themeColor="text2"/>
-          <w:sz w:val="21"/>
-          <w:szCs w:val="21"/>
-        </w:rPr>
-        <w:t>{%else%}</w:t>
-      </w:r>
-      <w:r>
-        <w:rPr>
-          <w:rFonts w:ascii="Times New Roman" w:eastAsia="微软雅黑" w:hAnsi="Times New Roman" w:cs="Times New Roman" w:hint="eastAsia"/>
-          <w:color w:val="1F497D" w:themeColor="text2"/>
-          <w:sz w:val="21"/>
-          <w:szCs w:val="21"/>
-        </w:rPr>
-        <w:t>6</w:t>
-      </w:r>
-      <w:r>
-        <w:rPr>
-          <w:rFonts w:ascii="Times New Roman" w:eastAsia="微软雅黑" w:hAnsi="Times New Roman" w:cs="Times New Roman" w:hint="eastAsia"/>
-          <w:color w:val="1F497D" w:themeColor="text2"/>
-          <w:sz w:val="21"/>
-          <w:szCs w:val="21"/>
-        </w:rPr>
-        <w:t>{%endif%}</w:t>
+        <w:t>7{%else%}6{%endif%}</w:t>
       </w:r>
       <w:r>
         <w:rPr>
@@ -16647,34 +16582,7 @@
           <w:sz w:val="21"/>
           <w:szCs w:val="21"/>
         </w:rPr>
-        <w:t>8</w:t>
-      </w:r>
-      <w:r>
-        <w:rPr>
-          <w:rFonts w:ascii="Times New Roman" w:eastAsia="微软雅黑" w:hAnsi="Times New Roman" w:cs="Times New Roman" w:hint="eastAsia"/>
-          <w:color w:val="1F497D" w:themeColor="text2"/>
-          <w:sz w:val="21"/>
-          <w:szCs w:val="21"/>
-        </w:rPr>
-        <w:t>{%else%}</w:t>
-      </w:r>
-      <w:r>
-        <w:rPr>
-          <w:rFonts w:ascii="Times New Roman" w:eastAsia="微软雅黑" w:hAnsi="Times New Roman" w:cs="Times New Roman" w:hint="eastAsia"/>
-          <w:color w:val="1F497D" w:themeColor="text2"/>
-          <w:sz w:val="21"/>
-          <w:szCs w:val="21"/>
-        </w:rPr>
-        <w:t>7</w:t>
-      </w:r>
-      <w:r>
-        <w:rPr>
-          <w:rFonts w:ascii="Times New Roman" w:eastAsia="微软雅黑" w:hAnsi="Times New Roman" w:cs="Times New Roman" w:hint="eastAsia"/>
-          <w:color w:val="1F497D" w:themeColor="text2"/>
-          <w:sz w:val="21"/>
-          <w:szCs w:val="21"/>
-        </w:rPr>
-        <w:t>{%endif%}</w:t>
+        <w:t>8{%else%}7{%endif%}</w:t>
       </w:r>
       <w:r>
         <w:rPr>
@@ -22340,7 +22248,7 @@
         <w:widowControl/>
         <w:jc w:val="left"/>
         <w:rPr>
-          <w:rFonts w:ascii="思源黑体 CN Light" w:eastAsia="思源黑体 CN Light" w:hAnsi="思源黑体 CN Light"/>
+          <w:rFonts w:ascii="思源黑体 CN Light" w:eastAsia="思源黑体 CN Light" w:hAnsi="思源黑体 CN Light" w:hint="eastAsia"/>
           <w:color w:val="000000" w:themeColor="text1"/>
           <w:sz w:val="15"/>
           <w:szCs w:val="15"/>
@@ -22363,7 +22271,7 @@
         <w:spacing w:before="0" w:after="0" w:line="240" w:lineRule="auto"/>
         <w:jc w:val="left"/>
         <w:rPr>
-          <w:rFonts w:ascii="Times New Roman" w:eastAsia="微软雅黑" w:hAnsi="Times New Roman" w:cs="Times New Roman" w:hint="eastAsia"/>
+          <w:rFonts w:ascii="Times New Roman" w:eastAsia="微软雅黑" w:hAnsi="Times New Roman" w:cs="Times New Roman"/>
           <w:color w:val="1F497D" w:themeColor="text2"/>
           <w:sz w:val="21"/>
           <w:szCs w:val="21"/>
@@ -43174,6 +43082,10 @@
 </file>
 
 <file path=customXml/item1.xml><?xml version="1.0" encoding="utf-8"?>
+<b:Sources xmlns:b="http://schemas.openxmlformats.org/officeDocument/2006/bibliography" xmlns="http://schemas.openxmlformats.org/officeDocument/2006/bibliography" SelectedStyle="\APA.XSL" StyleName="APA"/>
+</file>
+
+<file path=customXml/item2.xml><?xml version="1.0" encoding="utf-8"?>
 <s:customData xmlns="http://www.wps.cn/officeDocument/2013/wpsCustomData" xmlns:s="http://www.wps.cn/officeDocument/2013/wpsCustomData">
   <customSectProps>
     <customSectPr/>
@@ -43184,22 +43096,18 @@
 </s:customData>
 </file>
 
-<file path=customXml/item2.xml><?xml version="1.0" encoding="utf-8"?>
-<b:Sources xmlns:b="http://schemas.openxmlformats.org/officeDocument/2006/bibliography" xmlns="http://schemas.openxmlformats.org/officeDocument/2006/bibliography" SelectedStyle="\APA.XSL" StyleName="APA"/>
+<file path=customXml/itemProps1.xml><?xml version="1.0" encoding="utf-8"?>
+<ds:datastoreItem xmlns:ds="http://schemas.openxmlformats.org/officeDocument/2006/customXml" ds:itemID="{04123F95-1B42-4068-AF50-BD131CD5DAE6}">
+  <ds:schemaRefs>
+    <ds:schemaRef ds:uri="http://schemas.openxmlformats.org/officeDocument/2006/bibliography"/>
+  </ds:schemaRefs>
+</ds:datastoreItem>
 </file>
 
-<file path=customXml/itemProps1.xml><?xml version="1.0" encoding="utf-8"?>
+<file path=customXml/itemProps2.xml><?xml version="1.0" encoding="utf-8"?>
 <ds:datastoreItem xmlns:ds="http://schemas.openxmlformats.org/officeDocument/2006/customXml" ds:itemID="{B1977F7D-205B-4081-913C-38D41E755F92}">
   <ds:schemaRefs>
     <ds:schemaRef ds:uri="http://www.wps.cn/officeDocument/2013/wpsCustomData"/>
   </ds:schemaRefs>
 </ds:datastoreItem>
-</file>
-
-<file path=customXml/itemProps2.xml><?xml version="1.0" encoding="utf-8"?>
-<ds:datastoreItem xmlns:ds="http://schemas.openxmlformats.org/officeDocument/2006/customXml" ds:itemID="{04123F95-1B42-4068-AF50-BD131CD5DAE6}">
-  <ds:schemaRefs>
-    <ds:schemaRef ds:uri="http://schemas.openxmlformats.org/officeDocument/2006/bibliography"/>
-  </ds:schemaRefs>
-</ds:datastoreItem>
 </file>